--- a/c06/FILM-Excel-06-Cuantificare.docx
+++ b/c06/FILM-Excel-06-Cuantificare.docx
@@ -117,6 +117,313 @@
           <w:sz w:val="20"/>
         </w:rPr>
         <w:t>Nu privim tabelul. Il interogam.</w:t>
+      </w:r>
+    </w:p>
+    <w:p>
+      <w:r>
+        <w:rPr>
+          <w:b/>
+          <w:color w:val="000000"/>
+          <w:sz w:val="32"/>
+        </w:rPr>
+        <w:t>SLIDES EXECUTIVE · SHOW FINAL VIDEO</w:t>
+      </w:r>
+    </w:p>
+    <w:p>
+      <w:r>
+        <w:rPr>
+          <w:b w:val="0"/>
+          <w:sz w:val="20"/>
+        </w:rPr>
+        <w:t>Cele 6 slide-uri din show-ul executiv de la finalul videoului (recapitulare cinematică, una per etapă). STARE = exec-emotion (2-3 cuvinte). FRAZĂ DE IMPACT = exec-phrase (o frază memorabilă). Sursă pentru slide-urile exec din HTML-Video; editează-le aici și se propagă în machete.</w:t>
+      </w:r>
+    </w:p>
+    <w:p>
+      <w:r>
+        <w:rPr>
+          <w:b/>
+          <w:color w:val="000000"/>
+          <w:sz w:val="26"/>
+        </w:rPr>
+        <w:t>SLIDE EXEC 1 · REALITATE</w:t>
+      </w:r>
+    </w:p>
+    <w:p>
+      <w:r>
+        <w:rPr>
+          <w:b/>
+          <w:color w:val="333333"/>
+          <w:sz w:val="22"/>
+        </w:rPr>
+        <w:t>STARE (exec-emotion)</w:t>
+      </w:r>
+    </w:p>
+    <w:p>
+      <w:r>
+        <w:rPr>
+          <w:b w:val="0"/>
+          <w:sz w:val="20"/>
+        </w:rPr>
+        <w:t>Mărimea nevăzută</w:t>
+      </w:r>
+    </w:p>
+    <w:p>
+      <w:r>
+        <w:rPr>
+          <w:b/>
+          <w:color w:val="333333"/>
+          <w:sz w:val="22"/>
+        </w:rPr>
+        <w:t>FRAZĂ DE IMPACT (exec-phrase)</w:t>
+      </w:r>
+    </w:p>
+    <w:p>
+      <w:r>
+        <w:rPr>
+          <w:b w:val="0"/>
+          <w:sz w:val="20"/>
+        </w:rPr>
+        <w:t>Te uiți la o coloană de valori. Astăzi am aflat cât de mare e de fapt setul.</w:t>
+      </w:r>
+    </w:p>
+    <w:p>
+      <w:r>
+        <w:rPr>
+          <w:b/>
+          <w:color w:val="000000"/>
+          <w:sz w:val="26"/>
+        </w:rPr>
+        <w:t>SLIDE EXEC 2 · INVESTIGAȚIE</w:t>
+      </w:r>
+    </w:p>
+    <w:p>
+      <w:r>
+        <w:rPr>
+          <w:b/>
+          <w:color w:val="333333"/>
+          <w:sz w:val="22"/>
+        </w:rPr>
+        <w:t>STARE (exec-emotion)</w:t>
+      </w:r>
+    </w:p>
+    <w:p>
+      <w:r>
+        <w:rPr>
+          <w:b w:val="0"/>
+          <w:sz w:val="20"/>
+        </w:rPr>
+        <w:t>Interogare numerică</w:t>
+      </w:r>
+    </w:p>
+    <w:p>
+      <w:r>
+        <w:rPr>
+          <w:b/>
+          <w:color w:val="333333"/>
+          <w:sz w:val="22"/>
+        </w:rPr>
+        <w:t>FRAZĂ DE IMPACT (exec-phrase)</w:t>
+      </w:r>
+    </w:p>
+    <w:p>
+      <w:r>
+        <w:rPr>
+          <w:b w:val="0"/>
+          <w:sz w:val="20"/>
+        </w:rPr>
+        <w:t>AI-ul nu calculează în locul tău. AI-ul scoate la suprafață cifrele pe care nu le-ai cerut.</w:t>
+      </w:r>
+    </w:p>
+    <w:p>
+      <w:r>
+        <w:rPr>
+          <w:b/>
+          <w:color w:val="000000"/>
+          <w:sz w:val="26"/>
+        </w:rPr>
+        <w:t>SLIDE EXEC 3 · TRANSFORMARE</w:t>
+      </w:r>
+    </w:p>
+    <w:p>
+      <w:r>
+        <w:rPr>
+          <w:b/>
+          <w:color w:val="333333"/>
+          <w:sz w:val="22"/>
+        </w:rPr>
+        <w:t>STARE (exec-emotion)</w:t>
+      </w:r>
+    </w:p>
+    <w:p>
+      <w:r>
+        <w:rPr>
+          <w:b w:val="0"/>
+          <w:sz w:val="20"/>
+        </w:rPr>
+        <w:t>Profilare cantitativă</w:t>
+      </w:r>
+    </w:p>
+    <w:p>
+      <w:r>
+        <w:rPr>
+          <w:b/>
+          <w:color w:val="333333"/>
+          <w:sz w:val="22"/>
+        </w:rPr>
+        <w:t>FRAZĂ DE IMPACT (exec-phrase)</w:t>
+      </w:r>
+    </w:p>
+    <w:p>
+      <w:r>
+        <w:rPr>
+          <w:b w:val="0"/>
+          <w:sz w:val="20"/>
+        </w:rPr>
+        <w:t>Nu am schimbat nicio valoare. Am scos la lumină suma, media și marginile setului.</w:t>
+      </w:r>
+    </w:p>
+    <w:p>
+      <w:r>
+        <w:rPr>
+          <w:b/>
+          <w:color w:val="000000"/>
+          <w:sz w:val="26"/>
+        </w:rPr>
+        <w:t>SLIDE EXEC 4 · VERIFICARE</w:t>
+      </w:r>
+    </w:p>
+    <w:p>
+      <w:r>
+        <w:rPr>
+          <w:b/>
+          <w:color w:val="333333"/>
+          <w:sz w:val="22"/>
+        </w:rPr>
+        <w:t>STARE (exec-emotion)</w:t>
+      </w:r>
+    </w:p>
+    <w:p>
+      <w:r>
+        <w:rPr>
+          <w:b w:val="0"/>
+          <w:sz w:val="20"/>
+        </w:rPr>
+        <w:t>Agregate confirmate</w:t>
+      </w:r>
+    </w:p>
+    <w:p>
+      <w:r>
+        <w:rPr>
+          <w:b/>
+          <w:color w:val="333333"/>
+          <w:sz w:val="22"/>
+        </w:rPr>
+        <w:t>FRAZĂ DE IMPACT (exec-phrase)</w:t>
+      </w:r>
+    </w:p>
+    <w:p>
+      <w:r>
+        <w:rPr>
+          <w:b w:val="0"/>
+          <w:sz w:val="20"/>
+        </w:rPr>
+        <w:t>O cifră raportată nu este o cifră confirmată. SUM și MEDIAN decid.</w:t>
+      </w:r>
+    </w:p>
+    <w:p>
+      <w:r>
+        <w:rPr>
+          <w:b/>
+          <w:color w:val="000000"/>
+          <w:sz w:val="26"/>
+        </w:rPr>
+        <w:t>SLIDE EXEC 5 · STABILIZARE</w:t>
+      </w:r>
+    </w:p>
+    <w:p>
+      <w:r>
+        <w:rPr>
+          <w:b/>
+          <w:color w:val="333333"/>
+          <w:sz w:val="22"/>
+        </w:rPr>
+        <w:t>STARE (exec-emotion)</w:t>
+      </w:r>
+    </w:p>
+    <w:p>
+      <w:r>
+        <w:rPr>
+          <w:b w:val="0"/>
+          <w:sz w:val="20"/>
+        </w:rPr>
+        <w:t>Cifre ancorate</w:t>
+      </w:r>
+    </w:p>
+    <w:p>
+      <w:r>
+        <w:rPr>
+          <w:b/>
+          <w:color w:val="333333"/>
+          <w:sz w:val="22"/>
+        </w:rPr>
+        <w:t>FRAZĂ DE IMPACT (exec-phrase)</w:t>
+      </w:r>
+    </w:p>
+    <w:p>
+      <w:r>
+        <w:rPr>
+          <w:b w:val="0"/>
+          <w:sz w:val="20"/>
+        </w:rPr>
+        <w:t>Un profil corect azi se abate luna viitoare. Dacă nu rămâne legat la suma sursei.</w:t>
+      </w:r>
+    </w:p>
+    <w:p>
+      <w:r>
+        <w:rPr>
+          <w:b/>
+          <w:color w:val="000000"/>
+          <w:sz w:val="26"/>
+        </w:rPr>
+        <w:t>SLIDE EXEC 6 · CONFIRMARE</w:t>
+      </w:r>
+    </w:p>
+    <w:p>
+      <w:r>
+        <w:rPr>
+          <w:b/>
+          <w:color w:val="333333"/>
+          <w:sz w:val="22"/>
+        </w:rPr>
+        <w:t>STARE (exec-emotion)</w:t>
+      </w:r>
+    </w:p>
+    <w:p>
+      <w:r>
+        <w:rPr>
+          <w:b w:val="0"/>
+          <w:sz w:val="20"/>
+        </w:rPr>
+        <w:t>Predarea profilului</w:t>
+      </w:r>
+    </w:p>
+    <w:p>
+      <w:r>
+        <w:rPr>
+          <w:b/>
+          <w:color w:val="333333"/>
+          <w:sz w:val="22"/>
+        </w:rPr>
+        <w:t>FRAZĂ DE IMPACT (exec-phrase)</w:t>
+      </w:r>
+    </w:p>
+    <w:p>
+      <w:r>
+        <w:rPr>
+          <w:b w:val="0"/>
+          <w:sz w:val="20"/>
+        </w:rPr>
+        <w:t>Era o listă de numere. De data asta, are dimensiune, centru și margini.</w:t>
       </w:r>
     </w:p>
     <w:p>

--- a/c06/FILM-Excel-06-Cuantificare.docx
+++ b/c06/FILM-Excel-06-Cuantificare.docx
@@ -117,6 +117,54 @@
           <w:sz w:val="20"/>
         </w:rPr>
         <w:t>Nu privim tabelul. Il interogam.</w:t>
+      </w:r>
+    </w:p>
+    <w:p>
+      <w:pPr>
+        <w:spacing w:before="200" w:after="80"/>
+      </w:pPr>
+      <w:r>
+        <w:rPr>
+          <w:b/>
+          <w:sz w:val="26"/>
+        </w:rPr>
+        <w:t>WOW (PAYOFF FINAL)</w:t>
+      </w:r>
+    </w:p>
+    <w:p>
+      <w:pPr>
+        <w:spacing w:after="80"/>
+      </w:pPr>
+      <w:r>
+        <w:rPr>
+          <w:rFonts w:ascii="Calibri" w:hAnsi="Calibri"/>
+          <w:sz w:val="20"/>
+        </w:rPr>
+        <w:t>Profil numeric complet: suma, medie, mediana, amplitudine, dispersie, concentrare. Setul are dimensiune, centru si margini.</w:t>
+      </w:r>
+    </w:p>
+    <w:p>
+      <w:pPr>
+        <w:spacing w:before="200" w:after="80"/>
+      </w:pPr>
+      <w:r>
+        <w:rPr>
+          <w:b/>
+          <w:sz w:val="26"/>
+        </w:rPr>
+        <w:t>MOTTO (SEMNATURA OPERATOR)</w:t>
+      </w:r>
+    </w:p>
+    <w:p>
+      <w:pPr>
+        <w:spacing w:after="80"/>
+      </w:pPr>
+      <w:r>
+        <w:rPr>
+          <w:rFonts w:ascii="Calibri" w:hAnsi="Calibri"/>
+          <w:sz w:val="20"/>
+        </w:rPr>
+        <w:t>O cifră cunoscută. Apoi orice decizie.</w:t>
       </w:r>
     </w:p>
     <w:p>
@@ -424,54 +472,6 @@
           <w:sz w:val="20"/>
         </w:rPr>
         <w:t>Era o listă de numere. De data asta, are dimensiune, centru și margini.</w:t>
-      </w:r>
-    </w:p>
-    <w:p>
-      <w:pPr>
-        <w:spacing w:before="200" w:after="80"/>
-      </w:pPr>
-      <w:r>
-        <w:rPr>
-          <w:b/>
-          <w:sz w:val="26"/>
-        </w:rPr>
-        <w:t>WOW (PAYOFF FINAL)</w:t>
-      </w:r>
-    </w:p>
-    <w:p>
-      <w:pPr>
-        <w:spacing w:after="80"/>
-      </w:pPr>
-      <w:r>
-        <w:rPr>
-          <w:rFonts w:ascii="Calibri" w:hAnsi="Calibri"/>
-          <w:sz w:val="20"/>
-        </w:rPr>
-        <w:t>Profil numeric complet: suma, medie, mediana, amplitudine, dispersie, concentrare. Setul are dimensiune, centru si margini.</w:t>
-      </w:r>
-    </w:p>
-    <w:p>
-      <w:pPr>
-        <w:spacing w:before="200" w:after="80"/>
-      </w:pPr>
-      <w:r>
-        <w:rPr>
-          <w:b/>
-          <w:sz w:val="26"/>
-        </w:rPr>
-        <w:t>MOTTO (SEMNATURA OPERATOR)</w:t>
-      </w:r>
-    </w:p>
-    <w:p>
-      <w:pPr>
-        <w:spacing w:after="80"/>
-      </w:pPr>
-      <w:r>
-        <w:rPr>
-          <w:rFonts w:ascii="Calibri" w:hAnsi="Calibri"/>
-          <w:sz w:val="20"/>
-        </w:rPr>
-        <w:t>O cifră cunoscută. Apoi orice decizie.</w:t>
       </w:r>
     </w:p>
     <w:p>

--- a/c06/FILM-Excel-06-Cuantificare.docx
+++ b/c06/FILM-Excel-06-Cuantificare.docx
@@ -68,7 +68,7 @@
           <w:rFonts w:ascii="Calibri" w:hAnsi="Calibri"/>
           <w:sz w:val="20"/>
         </w:rPr>
-        <w:t>Setul are cifre. Excel le stie. Tu nu. Acum il intrebam cat de mare e.</w:t>
+        <w:t>Setul are cifre. Excel le știe. Tu nu. Acum îi descoperim dimensiunea.</w:t>
       </w:r>
     </w:p>
     <w:p>
@@ -92,7 +92,7 @@
           <w:rFonts w:ascii="Calibri" w:hAnsi="Calibri"/>
           <w:sz w:val="20"/>
         </w:rPr>
-        <w:t>C05 a clasificat etichetele setului. C06 face profilul CANTITATIV: suma totala si pe categorie, media si mediana per factura, amplitudinea minim-maxim, dispersia cu STDEV si concentrarea valorii pe categorii.</w:t>
+        <w:t>Operatorul iese cu profilul numeric real al setului. Nu mai lucrează pe impresii.</w:t>
       </w:r>
     </w:p>
     <w:p>
@@ -140,7 +140,7 @@
           <w:rFonts w:ascii="Calibri" w:hAnsi="Calibri"/>
           <w:sz w:val="20"/>
         </w:rPr>
-        <w:t>Profil numeric complet: suma, medie, mediana, amplitudine, dispersie, concentrare. Setul are dimensiune, centru si margini.</w:t>
+        <w:t>Pentru prima dată, setul are dimensiune, centru și margini.</w:t>
       </w:r>
     </w:p>
     <w:p>
@@ -164,7 +164,7 @@
           <w:rFonts w:ascii="Calibri" w:hAnsi="Calibri"/>
           <w:sz w:val="20"/>
         </w:rPr>
-        <w:t>O cifră cunoscută. Apoi orice decizie.</w:t>
+        <w:t>Un profil cunoscut. Apoi orice decizie.</w:t>
       </w:r>
     </w:p>
     <w:p>
@@ -279,7 +279,7 @@
           <w:b w:val="0"/>
           <w:sz w:val="20"/>
         </w:rPr>
-        <w:t>AI-ul nu calculează în locul tău. AI-ul scoate la suprafață cifrele pe care nu le-ai cerut.</w:t>
+        <w:t>Setul răspunde. Dacă știi ce să întrebi.</w:t>
       </w:r>
     </w:p>
     <w:p>
@@ -327,7 +327,7 @@
           <w:b w:val="0"/>
           <w:sz w:val="20"/>
         </w:rPr>
-        <w:t>Nu am schimbat nicio valoare. Am scos la lumină suma, media și marginile setului.</w:t>
+        <w:t>Nu am modificat setul. I-am aflat dimensiunea.</w:t>
       </w:r>
     </w:p>
     <w:p>
@@ -375,7 +375,7 @@
           <w:b w:val="0"/>
           <w:sz w:val="20"/>
         </w:rPr>
-        <w:t>O cifră raportată nu este o cifră confirmată. SUM și MEDIAN decid.</w:t>
+        <w:t>O cifră spusă poate fi greșită. O cifră verificată devine realitate.</w:t>
       </w:r>
     </w:p>
     <w:p>
@@ -423,7 +423,7 @@
           <w:b w:val="0"/>
           <w:sz w:val="20"/>
         </w:rPr>
-        <w:t>Un profil corect azi se abate luna viitoare. Dacă nu rămâne legat la suma sursei.</w:t>
+        <w:t>Astăzi e profil. Mâine trebuie să fie rutină.</w:t>
       </w:r>
     </w:p>
     <w:p>
@@ -471,7 +471,7 @@
           <w:b w:val="0"/>
           <w:sz w:val="20"/>
         </w:rPr>
-        <w:t>Era o listă de numere. De data asta, are dimensiune, centru și margini.</w:t>
+        <w:t>Era o listă de numere. Acum are dimensiune, centru și margini.</w:t>
       </w:r>
     </w:p>
     <w:p>

--- a/c06/FILM-Excel-06-Cuantificare.docx
+++ b/c06/FILM-Excel-06-Cuantificare.docx
@@ -92,7 +92,7 @@
           <w:rFonts w:ascii="Calibri" w:hAnsi="Calibri"/>
           <w:sz w:val="20"/>
         </w:rPr>
-        <w:t>Operatorul iese cu profilul numeric real al setului. Nu mai lucrează pe impresii.</w:t>
+        <w:t>Obținem profilul numeric real al setului. Nu mai lucrăm pe impresii.</w:t>
       </w:r>
     </w:p>
     <w:p>
@@ -152,7 +152,7 @@
           <w:b/>
           <w:sz w:val="26"/>
         </w:rPr>
-        <w:t>MOTTO (SEMNATURA OPERATOR)</w:t>
+        <w:t>MOTTO (SEMNATURA)</w:t>
       </w:r>
     </w:p>
     <w:p>
@@ -544,7 +544,7 @@
           <w:rFonts w:ascii="Calibri" w:hAnsi="Calibri"/>
           <w:sz w:val="20"/>
         </w:rPr>
-        <w:t>Audit + executie controlata. Raporteaza ce vede, aplica transformari cerute explicit de operator.</w:t>
+        <w:t>Audit + executie controlata. Raporteaza ce vede, aplica transformari cerute explicit de noi.</w:t>
       </w:r>
     </w:p>
     <w:p>
@@ -582,7 +582,7 @@
           <w:color w:val="333333"/>
           <w:sz w:val="22"/>
         </w:rPr>
-        <w:t>OPERATORUL</w:t>
+        <w:t>NOI</w:t>
       </w:r>
     </w:p>
     <w:p>
@@ -594,7 +594,7 @@
           <w:rFonts w:ascii="Calibri" w:hAnsi="Calibri"/>
           <w:sz w:val="20"/>
         </w:rPr>
-        <w:t>Cere demonstratia, accepta transformarile, verifica martorul. Nu reconstruieste, doar face controlabil.</w:t>
+        <w:t>Cerem demonstratia, acceptam transformarile, verificam martorul. Nu reconstruim, doar facem controlabil.</w:t>
       </w:r>
     </w:p>
     <w:p>
@@ -792,7 +792,7 @@
           <w:rFonts w:ascii="Calibri" w:hAnsi="Calibri"/>
           <w:sz w:val="20"/>
         </w:rPr>
-        <w:t>Operatorul deschide fisierul predat de C5, recunoaste aparenta, fixeaza martorul.</w:t>
+        <w:t>Deschidem fisierul predat de C5, recunoaste aparenta, fixeaza martorul.</w:t>
       </w:r>
     </w:p>
     <w:p>
@@ -817,7 +817,7 @@
           <w:rFonts w:ascii="Calibri" w:hAnsi="Calibri"/>
           <w:sz w:val="20"/>
         </w:rPr>
-        <w:t>Recunoastere si control. Operatorul nu inventeaza, urmareste fenomenul.</w:t>
+        <w:t>Recunoastere si control. Nu inventam, urmarim fenomenul.</w:t>
       </w:r>
     </w:p>
     <w:p>
@@ -893,7 +893,7 @@
           <w:rFonts w:ascii="Calibri" w:hAnsi="Calibri"/>
           <w:sz w:val="20"/>
         </w:rPr>
-        <w:t>AI propune, operatorul confirma. Niciun pas neexplicit.</w:t>
+        <w:t>AI propune, noi confirmam. Niciun pas neexplicit.</w:t>
       </w:r>
     </w:p>
     <w:p>
@@ -918,7 +918,7 @@
           <w:rFonts w:ascii="Calibri" w:hAnsi="Calibri"/>
           <w:sz w:val="20"/>
         </w:rPr>
-        <w:t>Operatorul rosteste martorul: 'Etapa 1 confirmata. Predam mai departe.'</w:t>
+        <w:t>Confirmam martorul: 'Etapa 1 confirmata. Predam mai departe.'</w:t>
       </w:r>
     </w:p>
     <w:p>
@@ -1030,7 +1030,7 @@
           <w:rFonts w:ascii="Calibri" w:hAnsi="Calibri"/>
           <w:sz w:val="20"/>
         </w:rPr>
-        <w:t>Recunoastere si control. Operatorul nu inventeaza, urmareste fenomenul.</w:t>
+        <w:t>Recunoastere si control. Nu inventam, urmarim fenomenul.</w:t>
       </w:r>
     </w:p>
     <w:p>
@@ -1106,7 +1106,7 @@
           <w:rFonts w:ascii="Calibri" w:hAnsi="Calibri"/>
           <w:sz w:val="20"/>
         </w:rPr>
-        <w:t>AI propune, operatorul confirma. Niciun pas neexplicit.</w:t>
+        <w:t>AI propune, noi confirmam. Niciun pas neexplicit.</w:t>
       </w:r>
     </w:p>
     <w:p>
@@ -1131,7 +1131,7 @@
           <w:rFonts w:ascii="Calibri" w:hAnsi="Calibri"/>
           <w:sz w:val="20"/>
         </w:rPr>
-        <w:t>Operatorul rosteste martorul: 'Etapa 2 confirmata. Predam mai departe.'</w:t>
+        <w:t>Confirmam martorul: 'Etapa 2 confirmata. Predam mai departe.'</w:t>
       </w:r>
     </w:p>
     <w:p>
@@ -1243,7 +1243,7 @@
           <w:rFonts w:ascii="Calibri" w:hAnsi="Calibri"/>
           <w:sz w:val="20"/>
         </w:rPr>
-        <w:t>Recunoastere si control. Operatorul nu inventeaza, urmareste fenomenul.</w:t>
+        <w:t>Recunoastere si control. Nu inventam, urmarim fenomenul.</w:t>
       </w:r>
     </w:p>
     <w:p>
@@ -1319,7 +1319,7 @@
           <w:rFonts w:ascii="Calibri" w:hAnsi="Calibri"/>
           <w:sz w:val="20"/>
         </w:rPr>
-        <w:t>AI propune, operatorul confirma. Niciun pas neexplicit.</w:t>
+        <w:t>AI propune, noi confirmam. Niciun pas neexplicit.</w:t>
       </w:r>
     </w:p>
     <w:p>
@@ -1344,7 +1344,7 @@
           <w:rFonts w:ascii="Calibri" w:hAnsi="Calibri"/>
           <w:sz w:val="20"/>
         </w:rPr>
-        <w:t>Operatorul rosteste martorul: 'Etapa 3 confirmata. Predam mai departe.'</w:t>
+        <w:t>Confirmam martorul: 'Etapa 3 confirmata. Predam mai departe.'</w:t>
       </w:r>
     </w:p>
     <w:p>
@@ -1456,7 +1456,7 @@
           <w:rFonts w:ascii="Calibri" w:hAnsi="Calibri"/>
           <w:sz w:val="20"/>
         </w:rPr>
-        <w:t>Recunoastere si control. Operatorul nu inventeaza, urmareste fenomenul.</w:t>
+        <w:t>Recunoastere si control. Nu inventam, urmarim fenomenul.</w:t>
       </w:r>
     </w:p>
     <w:p>
@@ -1532,7 +1532,7 @@
           <w:rFonts w:ascii="Calibri" w:hAnsi="Calibri"/>
           <w:sz w:val="20"/>
         </w:rPr>
-        <w:t>AI propune, operatorul confirma. Niciun pas neexplicit.</w:t>
+        <w:t>AI propune, noi confirmam. Niciun pas neexplicit.</w:t>
       </w:r>
     </w:p>
     <w:p>
@@ -1557,7 +1557,7 @@
           <w:rFonts w:ascii="Calibri" w:hAnsi="Calibri"/>
           <w:sz w:val="20"/>
         </w:rPr>
-        <w:t>Operatorul rosteste martorul: 'Etapa 4 confirmata. Predam mai departe.'</w:t>
+        <w:t>Confirmam martorul: 'Etapa 4 confirmata. Predam mai departe.'</w:t>
       </w:r>
     </w:p>
     <w:p>
@@ -1669,7 +1669,7 @@
           <w:rFonts w:ascii="Calibri" w:hAnsi="Calibri"/>
           <w:sz w:val="20"/>
         </w:rPr>
-        <w:t>Recunoastere si control. Operatorul nu inventeaza, urmareste fenomenul.</w:t>
+        <w:t>Recunoastere si control. Nu inventam, urmarim fenomenul.</w:t>
       </w:r>
     </w:p>
     <w:p>
@@ -1745,7 +1745,7 @@
           <w:rFonts w:ascii="Calibri" w:hAnsi="Calibri"/>
           <w:sz w:val="20"/>
         </w:rPr>
-        <w:t>AI propune, operatorul confirma. Niciun pas neexplicit.</w:t>
+        <w:t>AI propune, noi confirmam. Niciun pas neexplicit.</w:t>
       </w:r>
     </w:p>
     <w:p>
@@ -1770,7 +1770,7 @@
           <w:rFonts w:ascii="Calibri" w:hAnsi="Calibri"/>
           <w:sz w:val="20"/>
         </w:rPr>
-        <w:t>Operatorul rosteste martorul: 'Etapa 5 confirmata. Predam mai departe.'</w:t>
+        <w:t>Confirmam martorul: 'Etapa 5 confirmata. Predam mai departe.'</w:t>
       </w:r>
     </w:p>
     <w:p>
@@ -1882,7 +1882,7 @@
           <w:rFonts w:ascii="Calibri" w:hAnsi="Calibri"/>
           <w:sz w:val="20"/>
         </w:rPr>
-        <w:t>Recunoastere si control. Operatorul nu inventeaza, urmareste fenomenul.</w:t>
+        <w:t>Recunoastere si control. Nu inventam, urmarim fenomenul.</w:t>
       </w:r>
     </w:p>
     <w:p>
@@ -1958,7 +1958,7 @@
           <w:rFonts w:ascii="Calibri" w:hAnsi="Calibri"/>
           <w:sz w:val="20"/>
         </w:rPr>
-        <w:t>AI propune, operatorul confirma. Niciun pas neexplicit.</w:t>
+        <w:t>AI propune, noi confirmam. Niciun pas neexplicit.</w:t>
       </w:r>
     </w:p>
     <w:p>
@@ -1983,7 +1983,7 @@
           <w:rFonts w:ascii="Calibri" w:hAnsi="Calibri"/>
           <w:sz w:val="20"/>
         </w:rPr>
-        <w:t>Operatorul rosteste martorul: 'Etapa 6 confirmata. Predam mai departe.'</w:t>
+        <w:t>Confirmam martorul: 'Etapa 6 confirmata. Predam mai departe.'</w:t>
       </w:r>
     </w:p>
     <w:p>

--- a/c06/FILM-Excel-06-Cuantificare.docx
+++ b/c06/FILM-Excel-06-Cuantificare.docx
@@ -582,7 +582,7 @@
           <w:color w:val="333333"/>
           <w:sz w:val="22"/>
         </w:rPr>
-        <w:t>NOI</w:t>
+        <w:t>CONTROL UMAN</w:t>
       </w:r>
     </w:p>
     <w:p>
